--- a/Knowledge/3-Work knowledge/1-Software Engineering/1-Software Engineering Fundamentals/5-My Source/5-Network Data Structures/9-ARP Table.docx
+++ b/Knowledge/3-Work knowledge/1-Software Engineering/1-Software Engineering Fundamentals/5-My Source/5-Network Data Structures/9-ARP Table.docx
@@ -4,72 +4,39 @@
   <w:body>
     <w:p>
       <w:pPr>
-        <w:keepNext/>
-        <w:keepLines/>
-        <w:spacing w:before="360" w:after="80" w:line="276" w:lineRule="auto"/>
-        <w:outlineLvl w:val="0"/>
-        <w:rPr>
-          <w:rFonts w:asciiTheme="majorHAnsi" w:eastAsiaTheme="majorEastAsia" w:hAnsiTheme="majorHAnsi" w:cstheme="majorBidi"/>
-          <w:color w:val="2F5496" w:themeColor="accent1" w:themeShade="BF"/>
-          <w:kern w:val="0"/>
-          <w:sz w:val="40"/>
-          <w:szCs w:val="40"/>
-          <w:lang w:val="en"/>
-          <w14:ligatures w14:val="none"/>
+        <w:pStyle w:val="Heading1"/>
+        <w:rPr>
+          <w:lang w:val="en"/>
         </w:rPr>
       </w:pPr>
       <w:bookmarkStart w:id="0" w:name="_nixdzhfjdrpt" w:colFirst="0" w:colLast="0"/>
       <w:bookmarkEnd w:id="0"/>
       <w:r>
         <w:rPr>
-          <w:rFonts w:asciiTheme="majorHAnsi" w:eastAsiaTheme="majorEastAsia" w:hAnsiTheme="majorHAnsi" w:cstheme="majorBidi"/>
-          <w:color w:val="2F5496" w:themeColor="accent1" w:themeShade="BF"/>
-          <w:kern w:val="0"/>
-          <w:sz w:val="40"/>
-          <w:szCs w:val="40"/>
-          <w:lang w:val="en"/>
-          <w14:ligatures w14:val="none"/>
+          <w:lang w:val="en"/>
         </w:rPr>
         <w:t>ARP Table</w:t>
       </w:r>
     </w:p>
     <w:p>
       <w:pPr>
-        <w:spacing w:before="280" w:after="80" w:line="276" w:lineRule="auto"/>
-        <w:outlineLvl w:val="1"/>
-        <w:rPr>
-          <w:rFonts w:asciiTheme="majorHAnsi" w:eastAsiaTheme="majorEastAsia" w:hAnsiTheme="majorHAnsi" w:cstheme="majorBidi"/>
-          <w:color w:val="2F5496" w:themeColor="accent1" w:themeShade="BF"/>
-          <w:kern w:val="0"/>
-          <w:sz w:val="32"/>
-          <w:szCs w:val="32"/>
-          <w:lang w:val="en"/>
-          <w14:ligatures w14:val="none"/>
+        <w:pStyle w:val="Heading2"/>
+        <w:rPr>
+          <w:lang w:val="en"/>
         </w:rPr>
       </w:pPr>
       <w:bookmarkStart w:id="1" w:name="_hsl47m4a1dqp" w:colFirst="0" w:colLast="0"/>
       <w:bookmarkEnd w:id="1"/>
       <w:r>
         <w:rPr>
-          <w:rFonts w:ascii="Segoe UI Emoji" w:eastAsiaTheme="majorEastAsia" w:hAnsi="Segoe UI Emoji" w:cs="Segoe UI Emoji"/>
-          <w:color w:val="2F5496" w:themeColor="accent1" w:themeShade="BF"/>
-          <w:kern w:val="0"/>
-          <w:sz w:val="32"/>
-          <w:szCs w:val="32"/>
-          <w:lang w:val="en"/>
-          <w14:ligatures w14:val="none"/>
+          <w:rFonts w:ascii="Segoe UI Emoji" w:hAnsi="Segoe UI Emoji" w:cs="Segoe UI Emoji"/>
+          <w:lang w:val="en"/>
         </w:rPr>
         <w:t>🌐</w:t>
       </w:r>
       <w:r>
         <w:rPr>
-          <w:rFonts w:asciiTheme="majorHAnsi" w:eastAsiaTheme="majorEastAsia" w:hAnsiTheme="majorHAnsi" w:cstheme="majorBidi"/>
-          <w:color w:val="2F5496" w:themeColor="accent1" w:themeShade="BF"/>
-          <w:kern w:val="0"/>
-          <w:sz w:val="32"/>
-          <w:szCs w:val="32"/>
-          <w:lang w:val="en"/>
-          <w14:ligatures w14:val="none"/>
+          <w:lang w:val="en"/>
         </w:rPr>
         <w:t xml:space="preserve"> What Is an ARP Table?</w:t>
       </w:r>
@@ -111,6 +78,7 @@
         </w:rPr>
         <w:t xml:space="preserve">: </w:t>
       </w:r>
+      <w:proofErr w:type="spellStart"/>
       <w:r>
         <w:rPr>
           <w:rFonts w:ascii="Arial" w:eastAsia="Arial" w:hAnsi="Arial" w:cs="Arial"/>
@@ -122,7 +90,21 @@
           <w:lang w:val="en"/>
           <w14:ligatures w14:val="none"/>
         </w:rPr>
-        <w:t>Chatgpt (GPT</w:t>
+        <w:t>Chatgpt</w:t>
+      </w:r>
+      <w:proofErr w:type="spellEnd"/>
+      <w:r>
+        <w:rPr>
+          <w:rFonts w:ascii="Arial" w:eastAsia="Arial" w:hAnsi="Arial" w:cs="Arial"/>
+          <w:b/>
+          <w:kern w:val="0"/>
+          <w:sz w:val="22"/>
+          <w:szCs w:val="22"/>
+          <w:highlight w:val="darkGray"/>
+          <w:lang w:val="en"/>
+          <w14:ligatures w14:val="none"/>
+        </w:rPr>
+        <w:t xml:space="preserve"> (GPT</w:t>
       </w:r>
       <w:r>
         <w:rPr>
@@ -347,47 +329,23 @@
     </w:p>
     <w:p>
       <w:pPr>
-        <w:spacing w:before="160" w:after="80" w:line="276" w:lineRule="auto"/>
-        <w:outlineLvl w:val="1"/>
-        <w:rPr>
-          <w:rFonts w:asciiTheme="majorHAnsi" w:eastAsiaTheme="majorEastAsia" w:hAnsiTheme="majorHAnsi" w:cstheme="majorBidi"/>
-          <w:b/>
-          <w:bCs/>
-          <w:color w:val="2F5496" w:themeColor="accent1" w:themeShade="BF"/>
-          <w:kern w:val="0"/>
-          <w:sz w:val="34"/>
-          <w:szCs w:val="34"/>
-          <w:lang w:val="en"/>
-          <w14:ligatures w14:val="none"/>
+        <w:pStyle w:val="Heading2"/>
+        <w:rPr>
+          <w:lang w:val="en"/>
         </w:rPr>
       </w:pPr>
       <w:bookmarkStart w:id="2" w:name="_4cmguhlq9sda" w:colFirst="0" w:colLast="0"/>
       <w:bookmarkEnd w:id="2"/>
       <w:r>
         <w:rPr>
-          <w:rFonts w:ascii="Segoe UI Emoji" w:eastAsiaTheme="majorEastAsia" w:hAnsi="Segoe UI Emoji" w:cs="Segoe UI Emoji"/>
-          <w:b/>
-          <w:bCs/>
-          <w:color w:val="2F5496" w:themeColor="accent1" w:themeShade="BF"/>
-          <w:kern w:val="0"/>
-          <w:sz w:val="34"/>
-          <w:szCs w:val="34"/>
-          <w:lang w:val="en"/>
-          <w14:ligatures w14:val="none"/>
+          <w:rFonts w:ascii="Segoe UI Emoji" w:hAnsi="Segoe UI Emoji" w:cs="Segoe UI Emoji"/>
+          <w:lang w:val="en"/>
         </w:rPr>
         <w:t>🧠</w:t>
       </w:r>
       <w:r>
         <w:rPr>
-          <w:rFonts w:asciiTheme="majorHAnsi" w:eastAsiaTheme="majorEastAsia" w:hAnsiTheme="majorHAnsi" w:cstheme="majorBidi"/>
-          <w:b/>
-          <w:bCs/>
-          <w:color w:val="2F5496" w:themeColor="accent1" w:themeShade="BF"/>
-          <w:kern w:val="0"/>
-          <w:sz w:val="34"/>
-          <w:szCs w:val="34"/>
-          <w:lang w:val="en"/>
-          <w14:ligatures w14:val="none"/>
+          <w:lang w:val="en"/>
         </w:rPr>
         <w:t xml:space="preserve"> Simple Definition:</w:t>
       </w:r>
@@ -429,6 +387,7 @@
         </w:rPr>
         <w:t xml:space="preserve">: </w:t>
       </w:r>
+      <w:proofErr w:type="spellStart"/>
       <w:r>
         <w:rPr>
           <w:rFonts w:ascii="Arial" w:eastAsia="Arial" w:hAnsi="Arial" w:cs="Arial"/>
@@ -440,7 +399,21 @@
           <w:lang w:val="en"/>
           <w14:ligatures w14:val="none"/>
         </w:rPr>
-        <w:t>Chatgpt (GPT</w:t>
+        <w:t>Chatgpt</w:t>
+      </w:r>
+      <w:proofErr w:type="spellEnd"/>
+      <w:r>
+        <w:rPr>
+          <w:rFonts w:ascii="Arial" w:eastAsia="Arial" w:hAnsi="Arial" w:cs="Arial"/>
+          <w:b/>
+          <w:kern w:val="0"/>
+          <w:sz w:val="22"/>
+          <w:szCs w:val="22"/>
+          <w:highlight w:val="darkGray"/>
+          <w:lang w:val="en"/>
+          <w14:ligatures w14:val="none"/>
+        </w:rPr>
+        <w:t xml:space="preserve"> (GPT</w:t>
       </w:r>
       <w:r>
         <w:rPr>
@@ -594,47 +567,23 @@
     </w:p>
     <w:p>
       <w:pPr>
-        <w:spacing w:before="160" w:after="80" w:line="276" w:lineRule="auto"/>
-        <w:outlineLvl w:val="1"/>
-        <w:rPr>
-          <w:rFonts w:asciiTheme="majorHAnsi" w:eastAsiaTheme="majorEastAsia" w:hAnsiTheme="majorHAnsi" w:cstheme="majorBidi"/>
-          <w:b/>
-          <w:bCs/>
-          <w:color w:val="2F5496" w:themeColor="accent1" w:themeShade="BF"/>
-          <w:kern w:val="0"/>
-          <w:sz w:val="34"/>
-          <w:szCs w:val="34"/>
-          <w:lang w:val="en"/>
-          <w14:ligatures w14:val="none"/>
+        <w:pStyle w:val="Heading2"/>
+        <w:rPr>
+          <w:lang w:val="en"/>
         </w:rPr>
       </w:pPr>
       <w:bookmarkStart w:id="3" w:name="_hxn4ga1vjuwg" w:colFirst="0" w:colLast="0"/>
       <w:bookmarkEnd w:id="3"/>
       <w:r>
         <w:rPr>
-          <w:rFonts w:ascii="Segoe UI Emoji" w:eastAsiaTheme="majorEastAsia" w:hAnsi="Segoe UI Emoji" w:cs="Segoe UI Emoji"/>
-          <w:b/>
-          <w:bCs/>
-          <w:color w:val="2F5496" w:themeColor="accent1" w:themeShade="BF"/>
-          <w:kern w:val="0"/>
-          <w:sz w:val="34"/>
-          <w:szCs w:val="34"/>
-          <w:lang w:val="en"/>
-          <w14:ligatures w14:val="none"/>
+          <w:rFonts w:ascii="Segoe UI Emoji" w:hAnsi="Segoe UI Emoji" w:cs="Segoe UI Emoji"/>
+          <w:lang w:val="en"/>
         </w:rPr>
         <w:t>🔍</w:t>
       </w:r>
       <w:r>
         <w:rPr>
-          <w:rFonts w:asciiTheme="majorHAnsi" w:eastAsiaTheme="majorEastAsia" w:hAnsiTheme="majorHAnsi" w:cstheme="majorBidi"/>
-          <w:b/>
-          <w:bCs/>
-          <w:color w:val="2F5496" w:themeColor="accent1" w:themeShade="BF"/>
-          <w:kern w:val="0"/>
-          <w:sz w:val="34"/>
-          <w:szCs w:val="34"/>
-          <w:lang w:val="en"/>
-          <w14:ligatures w14:val="none"/>
+          <w:lang w:val="en"/>
         </w:rPr>
         <w:t xml:space="preserve"> Why ARP Is Needed</w:t>
       </w:r>
@@ -676,6 +625,7 @@
         </w:rPr>
         <w:t xml:space="preserve">: </w:t>
       </w:r>
+      <w:proofErr w:type="spellStart"/>
       <w:r>
         <w:rPr>
           <w:rFonts w:ascii="Arial" w:eastAsia="Arial" w:hAnsi="Arial" w:cs="Arial"/>
@@ -687,7 +637,21 @@
           <w:lang w:val="en"/>
           <w14:ligatures w14:val="none"/>
         </w:rPr>
-        <w:t>Chatgpt (GPT</w:t>
+        <w:t>Chatgpt</w:t>
+      </w:r>
+      <w:proofErr w:type="spellEnd"/>
+      <w:r>
+        <w:rPr>
+          <w:rFonts w:ascii="Arial" w:eastAsia="Arial" w:hAnsi="Arial" w:cs="Arial"/>
+          <w:b/>
+          <w:kern w:val="0"/>
+          <w:sz w:val="22"/>
+          <w:szCs w:val="22"/>
+          <w:highlight w:val="darkGray"/>
+          <w:lang w:val="en"/>
+          <w14:ligatures w14:val="none"/>
+        </w:rPr>
+        <w:t xml:space="preserve"> (GPT</w:t>
       </w:r>
       <w:r>
         <w:rPr>
@@ -882,16 +846,29 @@
           <w14:ligatures w14:val="none"/>
         </w:rPr>
       </w:pPr>
-      <w:r>
-        <w:rPr>
-          <w:rFonts w:ascii="Roboto Mono" w:eastAsia="Arial" w:hAnsi="Roboto Mono" w:cs="Arial"/>
-          <w:kern w:val="0"/>
-          <w:sz w:val="22"/>
-          <w:szCs w:val="22"/>
-          <w:lang w:val="en"/>
-          <w14:ligatures w14:val="none"/>
-        </w:rPr>
-        <w:t xml:space="preserve">So ARP is needed to </w:t>
+      <w:proofErr w:type="gramStart"/>
+      <w:r>
+        <w:rPr>
+          <w:rFonts w:ascii="Roboto Mono" w:eastAsia="Arial" w:hAnsi="Roboto Mono" w:cs="Arial"/>
+          <w:kern w:val="0"/>
+          <w:sz w:val="22"/>
+          <w:szCs w:val="22"/>
+          <w:lang w:val="en"/>
+          <w14:ligatures w14:val="none"/>
+        </w:rPr>
+        <w:t>So</w:t>
+      </w:r>
+      <w:proofErr w:type="gramEnd"/>
+      <w:r>
+        <w:rPr>
+          <w:rFonts w:ascii="Roboto Mono" w:eastAsia="Arial" w:hAnsi="Roboto Mono" w:cs="Arial"/>
+          <w:kern w:val="0"/>
+          <w:sz w:val="22"/>
+          <w:szCs w:val="22"/>
+          <w:lang w:val="en"/>
+          <w14:ligatures w14:val="none"/>
+        </w:rPr>
+        <w:t xml:space="preserve"> ARP is needed to </w:t>
       </w:r>
       <w:r>
         <w:rPr>
@@ -983,47 +960,23 @@
     </w:p>
     <w:p>
       <w:pPr>
-        <w:spacing w:before="160" w:after="80" w:line="276" w:lineRule="auto"/>
-        <w:outlineLvl w:val="1"/>
-        <w:rPr>
-          <w:rFonts w:asciiTheme="majorHAnsi" w:eastAsiaTheme="majorEastAsia" w:hAnsiTheme="majorHAnsi" w:cstheme="majorBidi"/>
-          <w:b/>
-          <w:bCs/>
-          <w:color w:val="2F5496" w:themeColor="accent1" w:themeShade="BF"/>
-          <w:kern w:val="0"/>
-          <w:sz w:val="34"/>
-          <w:szCs w:val="34"/>
-          <w:lang w:val="en"/>
-          <w14:ligatures w14:val="none"/>
+        <w:pStyle w:val="Heading2"/>
+        <w:rPr>
+          <w:lang w:val="en"/>
         </w:rPr>
       </w:pPr>
       <w:bookmarkStart w:id="4" w:name="_9vxn9olqjybz" w:colFirst="0" w:colLast="0"/>
       <w:bookmarkEnd w:id="4"/>
       <w:r>
         <w:rPr>
-          <w:rFonts w:ascii="Segoe UI Emoji" w:eastAsiaTheme="majorEastAsia" w:hAnsi="Segoe UI Emoji" w:cs="Segoe UI Emoji"/>
-          <w:b/>
-          <w:bCs/>
-          <w:color w:val="2F5496" w:themeColor="accent1" w:themeShade="BF"/>
-          <w:kern w:val="0"/>
-          <w:sz w:val="34"/>
-          <w:szCs w:val="34"/>
-          <w:lang w:val="en"/>
-          <w14:ligatures w14:val="none"/>
+          <w:rFonts w:ascii="Segoe UI Emoji" w:hAnsi="Segoe UI Emoji" w:cs="Segoe UI Emoji"/>
+          <w:lang w:val="en"/>
         </w:rPr>
         <w:t>📦</w:t>
       </w:r>
       <w:r>
         <w:rPr>
-          <w:rFonts w:asciiTheme="majorHAnsi" w:eastAsiaTheme="majorEastAsia" w:hAnsiTheme="majorHAnsi" w:cstheme="majorBidi"/>
-          <w:b/>
-          <w:bCs/>
-          <w:color w:val="2F5496" w:themeColor="accent1" w:themeShade="BF"/>
-          <w:kern w:val="0"/>
-          <w:sz w:val="34"/>
-          <w:szCs w:val="34"/>
-          <w:lang w:val="en"/>
-          <w14:ligatures w14:val="none"/>
+          <w:lang w:val="en"/>
         </w:rPr>
         <w:t xml:space="preserve"> Sample ARP Table</w:t>
       </w:r>
@@ -1065,6 +1018,7 @@
         </w:rPr>
         <w:t xml:space="preserve">: </w:t>
       </w:r>
+      <w:proofErr w:type="spellStart"/>
       <w:r>
         <w:rPr>
           <w:rFonts w:ascii="Arial" w:eastAsia="Arial" w:hAnsi="Arial" w:cs="Arial"/>
@@ -1076,7 +1030,21 @@
           <w:lang w:val="en"/>
           <w14:ligatures w14:val="none"/>
         </w:rPr>
-        <w:t>Chatgpt (GPT</w:t>
+        <w:t>Chatgpt</w:t>
+      </w:r>
+      <w:proofErr w:type="spellEnd"/>
+      <w:r>
+        <w:rPr>
+          <w:rFonts w:ascii="Arial" w:eastAsia="Arial" w:hAnsi="Arial" w:cs="Arial"/>
+          <w:b/>
+          <w:kern w:val="0"/>
+          <w:sz w:val="22"/>
+          <w:szCs w:val="22"/>
+          <w:highlight w:val="darkGray"/>
+          <w:lang w:val="en"/>
+          <w14:ligatures w14:val="none"/>
+        </w:rPr>
+        <w:t xml:space="preserve"> (GPT</w:t>
       </w:r>
       <w:r>
         <w:rPr>
@@ -1127,6 +1095,7 @@
           <w:lang w:val="en"/>
           <w14:ligatures w14:val="none"/>
         </w:rPr>
+        <w:lastRenderedPageBreak/>
         <w:drawing>
           <wp:inline distT="114300" distB="114300" distL="114300" distR="114300" wp14:anchorId="2BB76105" wp14:editId="3511C0C7">
             <wp:extent cx="5943600" cy="939800"/>
@@ -1438,6 +1407,7 @@
                 <w14:ligatures w14:val="none"/>
               </w:rPr>
             </w:pPr>
+            <w:proofErr w:type="gramStart"/>
             <w:r>
               <w:rPr>
                 <w:rFonts w:ascii="Roboto Mono" w:eastAsia="Arial" w:hAnsi="Roboto Mono" w:cs="Arial"/>
@@ -1449,6 +1419,7 @@
               </w:rPr>
               <w:t>00:11:22:33:44:55</w:t>
             </w:r>
+            <w:proofErr w:type="gramEnd"/>
           </w:p>
         </w:tc>
         <w:tc>
@@ -1616,8 +1587,21 @@
                 <w:lang w:val="en"/>
                 <w14:ligatures w14:val="none"/>
               </w:rPr>
-              <w:t>AA:BB:CC:DD:EE:FF</w:t>
+              <w:t>AA:BB:CC:DD:</w:t>
             </w:r>
+            <w:proofErr w:type="gramStart"/>
+            <w:r>
+              <w:rPr>
+                <w:rFonts w:ascii="Roboto Mono" w:eastAsia="Arial" w:hAnsi="Roboto Mono" w:cs="Arial"/>
+                <w:kern w:val="0"/>
+                <w:sz w:val="22"/>
+                <w:szCs w:val="22"/>
+                <w:lang w:val="en"/>
+                <w14:ligatures w14:val="none"/>
+              </w:rPr>
+              <w:t>EE:FF</w:t>
+            </w:r>
+            <w:proofErr w:type="gramEnd"/>
           </w:p>
         </w:tc>
         <w:tc>
@@ -1791,94 +1775,46 @@
     </w:p>
     <w:p>
       <w:pPr>
-        <w:spacing w:before="160" w:after="80" w:line="276" w:lineRule="auto"/>
-        <w:outlineLvl w:val="1"/>
-        <w:rPr>
-          <w:rFonts w:asciiTheme="majorHAnsi" w:eastAsiaTheme="majorEastAsia" w:hAnsiTheme="majorHAnsi" w:cstheme="majorBidi"/>
-          <w:b/>
-          <w:bCs/>
-          <w:color w:val="2F5496" w:themeColor="accent1" w:themeShade="BF"/>
-          <w:kern w:val="0"/>
-          <w:sz w:val="34"/>
-          <w:szCs w:val="34"/>
-          <w:lang w:val="en"/>
-          <w14:ligatures w14:val="none"/>
+        <w:pStyle w:val="Heading2"/>
+        <w:rPr>
+          <w:lang w:val="en"/>
         </w:rPr>
       </w:pPr>
       <w:bookmarkStart w:id="5" w:name="_ck9ospdu128i" w:colFirst="0" w:colLast="0"/>
       <w:bookmarkEnd w:id="5"/>
       <w:r>
         <w:rPr>
-          <w:rFonts w:ascii="Segoe UI Emoji" w:eastAsiaTheme="majorEastAsia" w:hAnsi="Segoe UI Emoji" w:cs="Segoe UI Emoji"/>
-          <w:b/>
-          <w:bCs/>
-          <w:color w:val="2F5496" w:themeColor="accent1" w:themeShade="BF"/>
-          <w:kern w:val="0"/>
-          <w:sz w:val="34"/>
-          <w:szCs w:val="34"/>
-          <w:lang w:val="en"/>
-          <w14:ligatures w14:val="none"/>
+          <w:rFonts w:ascii="Segoe UI Emoji" w:hAnsi="Segoe UI Emoji" w:cs="Segoe UI Emoji"/>
+          <w:lang w:val="en"/>
         </w:rPr>
         <w:t>🔧</w:t>
       </w:r>
       <w:r>
         <w:rPr>
-          <w:rFonts w:asciiTheme="majorHAnsi" w:eastAsiaTheme="majorEastAsia" w:hAnsiTheme="majorHAnsi" w:cstheme="majorBidi"/>
-          <w:b/>
-          <w:bCs/>
-          <w:color w:val="2F5496" w:themeColor="accent1" w:themeShade="BF"/>
-          <w:kern w:val="0"/>
-          <w:sz w:val="34"/>
-          <w:szCs w:val="34"/>
-          <w:lang w:val="en"/>
-          <w14:ligatures w14:val="none"/>
+          <w:lang w:val="en"/>
         </w:rPr>
         <w:t xml:space="preserve"> View ARP Table</w:t>
       </w:r>
     </w:p>
     <w:p>
       <w:pPr>
-        <w:spacing w:before="280" w:after="80" w:line="276" w:lineRule="auto"/>
-        <w:outlineLvl w:val="2"/>
-        <w:rPr>
-          <w:rFonts w:ascii="Arial" w:eastAsiaTheme="majorEastAsia" w:hAnsi="Arial" w:cstheme="majorBidi"/>
-          <w:b/>
-          <w:bCs/>
-          <w:color w:val="000000"/>
-          <w:kern w:val="0"/>
-          <w:sz w:val="26"/>
-          <w:szCs w:val="26"/>
-          <w:lang w:val="en"/>
-          <w14:ligatures w14:val="none"/>
+        <w:pStyle w:val="Heading3"/>
+        <w:rPr>
+          <w:lang w:val="en"/>
         </w:rPr>
       </w:pPr>
       <w:bookmarkStart w:id="6" w:name="_u10vxlga6ola" w:colFirst="0" w:colLast="0"/>
       <w:bookmarkEnd w:id="6"/>
       <w:r>
         <w:rPr>
-          <w:rFonts w:ascii="Cambria Math" w:eastAsiaTheme="majorEastAsia" w:hAnsi="Cambria Math" w:cs="Cambria Math"/>
-          <w:b/>
-          <w:bCs/>
-          <w:color w:val="000000"/>
-          <w:kern w:val="0"/>
-          <w:sz w:val="26"/>
-          <w:szCs w:val="26"/>
-          <w:lang w:val="en"/>
-          <w14:ligatures w14:val="none"/>
+          <w:rFonts w:ascii="Cambria Math" w:hAnsi="Cambria Math" w:cs="Cambria Math"/>
+          <w:lang w:val="en"/>
         </w:rPr>
         <w:t>▶</w:t>
       </w:r>
       <w:r>
         <w:rPr>
-          <w:rFonts w:ascii="Arial" w:eastAsiaTheme="majorEastAsia" w:hAnsi="Arial" w:cstheme="majorBidi"/>
-          <w:b/>
-          <w:bCs/>
-          <w:color w:val="000000"/>
-          <w:kern w:val="0"/>
-          <w:sz w:val="26"/>
-          <w:szCs w:val="26"/>
-          <w:lang w:val="en"/>
-          <w14:ligatures w14:val="none"/>
+          <w:lang w:val="en"/>
         </w:rPr>
         <w:t xml:space="preserve"> On Windows:</w:t>
       </w:r>
@@ -1920,6 +1856,7 @@
         </w:rPr>
         <w:t xml:space="preserve">: </w:t>
       </w:r>
+      <w:proofErr w:type="spellStart"/>
       <w:r>
         <w:rPr>
           <w:rFonts w:ascii="Arial" w:eastAsia="Arial" w:hAnsi="Arial" w:cs="Arial"/>
@@ -1931,7 +1868,21 @@
           <w:lang w:val="en"/>
           <w14:ligatures w14:val="none"/>
         </w:rPr>
-        <w:t>Chatgpt (GPT</w:t>
+        <w:t>Chatgpt</w:t>
+      </w:r>
+      <w:proofErr w:type="spellEnd"/>
+      <w:r>
+        <w:rPr>
+          <w:rFonts w:ascii="Arial" w:eastAsia="Arial" w:hAnsi="Arial" w:cs="Arial"/>
+          <w:b/>
+          <w:kern w:val="0"/>
+          <w:sz w:val="22"/>
+          <w:szCs w:val="22"/>
+          <w:highlight w:val="darkGray"/>
+          <w:lang w:val="en"/>
+          <w14:ligatures w14:val="none"/>
+        </w:rPr>
+        <w:t xml:space="preserve"> (GPT</w:t>
       </w:r>
       <w:r>
         <w:rPr>
@@ -2031,16 +1982,29 @@
           <w14:ligatures w14:val="none"/>
         </w:rPr>
       </w:pPr>
-      <w:r>
-        <w:rPr>
-          <w:rFonts w:ascii="Roboto Mono" w:eastAsia="Arial" w:hAnsi="Roboto Mono" w:cs="Arial"/>
-          <w:kern w:val="0"/>
-          <w:sz w:val="22"/>
-          <w:szCs w:val="22"/>
-          <w:lang w:val="en"/>
-          <w14:ligatures w14:val="none"/>
-        </w:rPr>
-        <w:t>arp -a</w:t>
+      <w:proofErr w:type="spellStart"/>
+      <w:r>
+        <w:rPr>
+          <w:rFonts w:ascii="Roboto Mono" w:eastAsia="Arial" w:hAnsi="Roboto Mono" w:cs="Arial"/>
+          <w:kern w:val="0"/>
+          <w:sz w:val="22"/>
+          <w:szCs w:val="22"/>
+          <w:lang w:val="en"/>
+          <w14:ligatures w14:val="none"/>
+        </w:rPr>
+        <w:t>arp</w:t>
+      </w:r>
+      <w:proofErr w:type="spellEnd"/>
+      <w:r>
+        <w:rPr>
+          <w:rFonts w:ascii="Roboto Mono" w:eastAsia="Arial" w:hAnsi="Roboto Mono" w:cs="Arial"/>
+          <w:kern w:val="0"/>
+          <w:sz w:val="22"/>
+          <w:szCs w:val="22"/>
+          <w:lang w:val="en"/>
+          <w14:ligatures w14:val="none"/>
+        </w:rPr>
+        <w:t xml:space="preserve"> -a</w:t>
       </w:r>
     </w:p>
     <w:p>
@@ -2058,47 +2022,23 @@
     </w:p>
     <w:p>
       <w:pPr>
-        <w:spacing w:before="280" w:after="80" w:line="276" w:lineRule="auto"/>
-        <w:outlineLvl w:val="2"/>
-        <w:rPr>
-          <w:rFonts w:ascii="Arial" w:eastAsiaTheme="majorEastAsia" w:hAnsi="Arial" w:cstheme="majorBidi"/>
-          <w:b/>
-          <w:bCs/>
-          <w:color w:val="000000"/>
-          <w:kern w:val="0"/>
-          <w:sz w:val="26"/>
-          <w:szCs w:val="26"/>
-          <w:lang w:val="en"/>
-          <w14:ligatures w14:val="none"/>
+        <w:pStyle w:val="Heading3"/>
+        <w:rPr>
+          <w:lang w:val="en"/>
         </w:rPr>
       </w:pPr>
       <w:bookmarkStart w:id="7" w:name="_1264f6o30s19" w:colFirst="0" w:colLast="0"/>
       <w:bookmarkEnd w:id="7"/>
       <w:r>
         <w:rPr>
-          <w:rFonts w:ascii="Cambria Math" w:eastAsiaTheme="majorEastAsia" w:hAnsi="Cambria Math" w:cs="Cambria Math"/>
-          <w:b/>
-          <w:bCs/>
-          <w:color w:val="000000"/>
-          <w:kern w:val="0"/>
-          <w:sz w:val="26"/>
-          <w:szCs w:val="26"/>
-          <w:lang w:val="en"/>
-          <w14:ligatures w14:val="none"/>
+          <w:rFonts w:ascii="Cambria Math" w:hAnsi="Cambria Math" w:cs="Cambria Math"/>
+          <w:lang w:val="en"/>
         </w:rPr>
         <w:t>▶</w:t>
       </w:r>
       <w:r>
         <w:rPr>
-          <w:rFonts w:ascii="Arial" w:eastAsiaTheme="majorEastAsia" w:hAnsi="Arial" w:cstheme="majorBidi"/>
-          <w:b/>
-          <w:bCs/>
-          <w:color w:val="000000"/>
-          <w:kern w:val="0"/>
-          <w:sz w:val="26"/>
-          <w:szCs w:val="26"/>
-          <w:lang w:val="en"/>
-          <w14:ligatures w14:val="none"/>
+          <w:lang w:val="en"/>
         </w:rPr>
         <w:t xml:space="preserve"> On Linux/macOS:</w:t>
       </w:r>
@@ -2140,6 +2080,7 @@
         </w:rPr>
         <w:t xml:space="preserve">: </w:t>
       </w:r>
+      <w:proofErr w:type="spellStart"/>
       <w:r>
         <w:rPr>
           <w:rFonts w:ascii="Arial" w:eastAsia="Arial" w:hAnsi="Arial" w:cs="Arial"/>
@@ -2151,7 +2092,21 @@
           <w:lang w:val="en"/>
           <w14:ligatures w14:val="none"/>
         </w:rPr>
-        <w:t>Chatgpt (GPT</w:t>
+        <w:t>Chatgpt</w:t>
+      </w:r>
+      <w:proofErr w:type="spellEnd"/>
+      <w:r>
+        <w:rPr>
+          <w:rFonts w:ascii="Arial" w:eastAsia="Arial" w:hAnsi="Arial" w:cs="Arial"/>
+          <w:b/>
+          <w:kern w:val="0"/>
+          <w:sz w:val="22"/>
+          <w:szCs w:val="22"/>
+          <w:highlight w:val="darkGray"/>
+          <w:lang w:val="en"/>
+          <w14:ligatures w14:val="none"/>
+        </w:rPr>
+        <w:t xml:space="preserve"> (GPT</w:t>
       </w:r>
       <w:r>
         <w:rPr>
@@ -2251,16 +2206,29 @@
           <w14:ligatures w14:val="none"/>
         </w:rPr>
       </w:pPr>
-      <w:r>
-        <w:rPr>
-          <w:rFonts w:ascii="Roboto Mono" w:eastAsia="Arial" w:hAnsi="Roboto Mono" w:cs="Arial"/>
-          <w:kern w:val="0"/>
-          <w:sz w:val="22"/>
-          <w:szCs w:val="22"/>
-          <w:lang w:val="en"/>
-          <w14:ligatures w14:val="none"/>
-        </w:rPr>
-        <w:t>ip neigh</w:t>
+      <w:proofErr w:type="spellStart"/>
+      <w:r>
+        <w:rPr>
+          <w:rFonts w:ascii="Roboto Mono" w:eastAsia="Arial" w:hAnsi="Roboto Mono" w:cs="Arial"/>
+          <w:kern w:val="0"/>
+          <w:sz w:val="22"/>
+          <w:szCs w:val="22"/>
+          <w:lang w:val="en"/>
+          <w14:ligatures w14:val="none"/>
+        </w:rPr>
+        <w:t>ip</w:t>
+      </w:r>
+      <w:proofErr w:type="spellEnd"/>
+      <w:r>
+        <w:rPr>
+          <w:rFonts w:ascii="Roboto Mono" w:eastAsia="Arial" w:hAnsi="Roboto Mono" w:cs="Arial"/>
+          <w:kern w:val="0"/>
+          <w:sz w:val="22"/>
+          <w:szCs w:val="22"/>
+          <w:lang w:val="en"/>
+          <w14:ligatures w14:val="none"/>
+        </w:rPr>
+        <w:t xml:space="preserve"> neigh</w:t>
       </w:r>
     </w:p>
     <w:p>
@@ -2322,6 +2290,7 @@
           <w:lang w:val="en"/>
           <w14:ligatures w14:val="none"/>
         </w:rPr>
+        <w:lastRenderedPageBreak/>
         <w:drawing>
           <wp:inline distT="114300" distB="114300" distL="114300" distR="114300" wp14:anchorId="120EBDDC" wp14:editId="5A9651B3">
             <wp:extent cx="5943600" cy="685800"/>
@@ -2371,16 +2340,29 @@
           <w14:ligatures w14:val="none"/>
         </w:rPr>
       </w:pPr>
-      <w:r>
-        <w:rPr>
-          <w:rFonts w:ascii="Roboto Mono" w:eastAsia="Arial" w:hAnsi="Roboto Mono" w:cs="Arial"/>
-          <w:kern w:val="0"/>
-          <w:sz w:val="22"/>
-          <w:szCs w:val="22"/>
-          <w:lang w:val="en"/>
-          <w14:ligatures w14:val="none"/>
-        </w:rPr>
-        <w:t>arp -n</w:t>
+      <w:proofErr w:type="spellStart"/>
+      <w:r>
+        <w:rPr>
+          <w:rFonts w:ascii="Roboto Mono" w:eastAsia="Arial" w:hAnsi="Roboto Mono" w:cs="Arial"/>
+          <w:kern w:val="0"/>
+          <w:sz w:val="22"/>
+          <w:szCs w:val="22"/>
+          <w:lang w:val="en"/>
+          <w14:ligatures w14:val="none"/>
+        </w:rPr>
+        <w:t>arp</w:t>
+      </w:r>
+      <w:proofErr w:type="spellEnd"/>
+      <w:r>
+        <w:rPr>
+          <w:rFonts w:ascii="Roboto Mono" w:eastAsia="Arial" w:hAnsi="Roboto Mono" w:cs="Arial"/>
+          <w:kern w:val="0"/>
+          <w:sz w:val="22"/>
+          <w:szCs w:val="22"/>
+          <w:lang w:val="en"/>
+          <w14:ligatures w14:val="none"/>
+        </w:rPr>
+        <w:t xml:space="preserve"> -n</w:t>
       </w:r>
     </w:p>
     <w:p>
@@ -2424,47 +2406,23 @@
     </w:p>
     <w:p>
       <w:pPr>
-        <w:spacing w:before="160" w:after="80" w:line="276" w:lineRule="auto"/>
-        <w:outlineLvl w:val="1"/>
-        <w:rPr>
-          <w:rFonts w:asciiTheme="majorHAnsi" w:eastAsiaTheme="majorEastAsia" w:hAnsiTheme="majorHAnsi" w:cstheme="majorBidi"/>
-          <w:b/>
-          <w:bCs/>
-          <w:color w:val="2F5496" w:themeColor="accent1" w:themeShade="BF"/>
-          <w:kern w:val="0"/>
-          <w:sz w:val="34"/>
-          <w:szCs w:val="34"/>
-          <w:lang w:val="en"/>
-          <w14:ligatures w14:val="none"/>
+        <w:pStyle w:val="Heading2"/>
+        <w:rPr>
+          <w:lang w:val="en"/>
         </w:rPr>
       </w:pPr>
       <w:bookmarkStart w:id="8" w:name="_l9objv71lcmu" w:colFirst="0" w:colLast="0"/>
       <w:bookmarkEnd w:id="8"/>
       <w:r>
         <w:rPr>
-          <w:rFonts w:ascii="Segoe UI Symbol" w:eastAsiaTheme="majorEastAsia" w:hAnsi="Segoe UI Symbol" w:cs="Segoe UI Symbol"/>
-          <w:b/>
-          <w:bCs/>
-          <w:color w:val="2F5496" w:themeColor="accent1" w:themeShade="BF"/>
-          <w:kern w:val="0"/>
-          <w:sz w:val="34"/>
-          <w:szCs w:val="34"/>
-          <w:lang w:val="en"/>
-          <w14:ligatures w14:val="none"/>
+          <w:rFonts w:ascii="Segoe UI Symbol" w:hAnsi="Segoe UI Symbol" w:cs="Segoe UI Symbol"/>
+          <w:lang w:val="en"/>
         </w:rPr>
         <w:t>🛠</w:t>
       </w:r>
       <w:r>
         <w:rPr>
-          <w:rFonts w:asciiTheme="majorHAnsi" w:eastAsiaTheme="majorEastAsia" w:hAnsiTheme="majorHAnsi" w:cstheme="majorBidi"/>
-          <w:b/>
-          <w:bCs/>
-          <w:color w:val="2F5496" w:themeColor="accent1" w:themeShade="BF"/>
-          <w:kern w:val="0"/>
-          <w:sz w:val="34"/>
-          <w:szCs w:val="34"/>
-          <w:lang w:val="en"/>
-          <w14:ligatures w14:val="none"/>
+          <w:lang w:val="en"/>
         </w:rPr>
         <w:t xml:space="preserve"> Types of ARP Entries</w:t>
       </w:r>
@@ -2506,6 +2464,7 @@
         </w:rPr>
         <w:t xml:space="preserve">: </w:t>
       </w:r>
+      <w:proofErr w:type="spellStart"/>
       <w:r>
         <w:rPr>
           <w:rFonts w:ascii="Arial" w:eastAsia="Arial" w:hAnsi="Arial" w:cs="Arial"/>
@@ -2517,7 +2476,21 @@
           <w:lang w:val="en"/>
           <w14:ligatures w14:val="none"/>
         </w:rPr>
-        <w:t>Chatgpt (GPT</w:t>
+        <w:t>Chatgpt</w:t>
+      </w:r>
+      <w:proofErr w:type="spellEnd"/>
+      <w:r>
+        <w:rPr>
+          <w:rFonts w:ascii="Arial" w:eastAsia="Arial" w:hAnsi="Arial" w:cs="Arial"/>
+          <w:b/>
+          <w:kern w:val="0"/>
+          <w:sz w:val="22"/>
+          <w:szCs w:val="22"/>
+          <w:highlight w:val="darkGray"/>
+          <w:lang w:val="en"/>
+          <w14:ligatures w14:val="none"/>
+        </w:rPr>
+        <w:t xml:space="preserve"> (GPT</w:t>
       </w:r>
       <w:r>
         <w:rPr>
@@ -2923,47 +2896,23 @@
     </w:p>
     <w:p>
       <w:pPr>
-        <w:spacing w:before="160" w:after="80" w:line="276" w:lineRule="auto"/>
-        <w:outlineLvl w:val="1"/>
-        <w:rPr>
-          <w:rFonts w:asciiTheme="majorHAnsi" w:eastAsiaTheme="majorEastAsia" w:hAnsiTheme="majorHAnsi" w:cstheme="majorBidi"/>
-          <w:b/>
-          <w:bCs/>
-          <w:color w:val="2F5496" w:themeColor="accent1" w:themeShade="BF"/>
-          <w:kern w:val="0"/>
-          <w:sz w:val="34"/>
-          <w:szCs w:val="34"/>
-          <w:lang w:val="en"/>
-          <w14:ligatures w14:val="none"/>
+        <w:pStyle w:val="Heading2"/>
+        <w:rPr>
+          <w:lang w:val="en"/>
         </w:rPr>
       </w:pPr>
       <w:bookmarkStart w:id="9" w:name="_vve0hy6fqle1" w:colFirst="0" w:colLast="0"/>
       <w:bookmarkEnd w:id="9"/>
       <w:r>
         <w:rPr>
-          <w:rFonts w:ascii="Segoe UI Emoji" w:eastAsiaTheme="majorEastAsia" w:hAnsi="Segoe UI Emoji" w:cs="Segoe UI Emoji"/>
-          <w:b/>
-          <w:bCs/>
-          <w:color w:val="2F5496" w:themeColor="accent1" w:themeShade="BF"/>
-          <w:kern w:val="0"/>
-          <w:sz w:val="34"/>
-          <w:szCs w:val="34"/>
-          <w:lang w:val="en"/>
-          <w14:ligatures w14:val="none"/>
+          <w:rFonts w:ascii="Segoe UI Emoji" w:hAnsi="Segoe UI Emoji" w:cs="Segoe UI Emoji"/>
+          <w:lang w:val="en"/>
         </w:rPr>
         <w:t>🔁</w:t>
       </w:r>
       <w:r>
         <w:rPr>
-          <w:rFonts w:asciiTheme="majorHAnsi" w:eastAsiaTheme="majorEastAsia" w:hAnsiTheme="majorHAnsi" w:cstheme="majorBidi"/>
-          <w:b/>
-          <w:bCs/>
-          <w:color w:val="2F5496" w:themeColor="accent1" w:themeShade="BF"/>
-          <w:kern w:val="0"/>
-          <w:sz w:val="34"/>
-          <w:szCs w:val="34"/>
-          <w:lang w:val="en"/>
-          <w14:ligatures w14:val="none"/>
+          <w:lang w:val="en"/>
         </w:rPr>
         <w:t xml:space="preserve"> How It Works (Simplified)</w:t>
       </w:r>
@@ -3005,6 +2954,7 @@
         </w:rPr>
         <w:t xml:space="preserve">: </w:t>
       </w:r>
+      <w:proofErr w:type="spellStart"/>
       <w:r>
         <w:rPr>
           <w:rFonts w:ascii="Arial" w:eastAsia="Arial" w:hAnsi="Arial" w:cs="Arial"/>
@@ -3016,7 +2966,21 @@
           <w:lang w:val="en"/>
           <w14:ligatures w14:val="none"/>
         </w:rPr>
-        <w:t>Chatgpt (GPT</w:t>
+        <w:t>Chatgpt</w:t>
+      </w:r>
+      <w:proofErr w:type="spellEnd"/>
+      <w:r>
+        <w:rPr>
+          <w:rFonts w:ascii="Arial" w:eastAsia="Arial" w:hAnsi="Arial" w:cs="Arial"/>
+          <w:b/>
+          <w:kern w:val="0"/>
+          <w:sz w:val="22"/>
+          <w:szCs w:val="22"/>
+          <w:highlight w:val="darkGray"/>
+          <w:lang w:val="en"/>
+          <w14:ligatures w14:val="none"/>
+        </w:rPr>
+        <w:t xml:space="preserve"> (GPT</w:t>
       </w:r>
       <w:r>
         <w:rPr>
@@ -3259,6 +3223,7 @@
         </w:rPr>
         <w:t xml:space="preserve">Device B responds with its MAC: "I do! My MAC is </w:t>
       </w:r>
+      <w:proofErr w:type="spellStart"/>
       <w:r>
         <w:rPr>
           <w:rFonts w:ascii="Roboto Mono" w:eastAsia="Roboto Mono" w:hAnsi="Roboto Mono" w:cs="Roboto Mono"/>
@@ -3269,18 +3234,44 @@
           <w:lang w:val="en"/>
           <w14:ligatures w14:val="none"/>
         </w:rPr>
-        <w:t>aa:bb:cc:dd:ee:ff</w:t>
-      </w:r>
-      <w:r>
-        <w:rPr>
-          <w:rFonts w:ascii="Roboto Mono" w:eastAsia="Arial" w:hAnsi="Roboto Mono" w:cs="Arial"/>
-          <w:kern w:val="0"/>
-          <w:sz w:val="22"/>
-          <w:szCs w:val="22"/>
-          <w:lang w:val="en"/>
-          <w14:ligatures w14:val="none"/>
-        </w:rPr>
-        <w:t>."</w:t>
+        <w:t>aa:bb:cc:dd:</w:t>
+      </w:r>
+      <w:proofErr w:type="gramStart"/>
+      <w:r>
+        <w:rPr>
+          <w:rFonts w:ascii="Roboto Mono" w:eastAsia="Roboto Mono" w:hAnsi="Roboto Mono" w:cs="Roboto Mono"/>
+          <w:color w:val="188038"/>
+          <w:kern w:val="0"/>
+          <w:sz w:val="22"/>
+          <w:szCs w:val="22"/>
+          <w:lang w:val="en"/>
+          <w14:ligatures w14:val="none"/>
+        </w:rPr>
+        <w:t>ee:ff</w:t>
+      </w:r>
+      <w:proofErr w:type="spellEnd"/>
+      <w:r>
+        <w:rPr>
+          <w:rFonts w:ascii="Roboto Mono" w:eastAsia="Arial" w:hAnsi="Roboto Mono" w:cs="Arial"/>
+          <w:kern w:val="0"/>
+          <w:sz w:val="22"/>
+          <w:szCs w:val="22"/>
+          <w:lang w:val="en"/>
+          <w14:ligatures w14:val="none"/>
+        </w:rPr>
+        <w:t>.</w:t>
+      </w:r>
+      <w:proofErr w:type="gramEnd"/>
+      <w:r>
+        <w:rPr>
+          <w:rFonts w:ascii="Roboto Mono" w:eastAsia="Arial" w:hAnsi="Roboto Mono" w:cs="Arial"/>
+          <w:kern w:val="0"/>
+          <w:sz w:val="22"/>
+          <w:szCs w:val="22"/>
+          <w:lang w:val="en"/>
+          <w14:ligatures w14:val="none"/>
+        </w:rPr>
+        <w:t>"</w:t>
       </w:r>
       <w:r>
         <w:rPr>
@@ -3367,6 +3358,7 @@
           <w:lang w:val="en"/>
           <w14:ligatures w14:val="none"/>
         </w:rPr>
+        <w:lastRenderedPageBreak/>
         <w:pict w14:anchorId="4D9CA7F2">
           <v:rect id="_x0000_i1031" style="width:0;height:1.5pt" o:hralign="center" o:hrstd="t" o:hr="t" fillcolor="#a0a0a0" stroked="f"/>
         </w:pict>
@@ -3374,18 +3366,9 @@
     </w:p>
     <w:p>
       <w:pPr>
-        <w:spacing w:before="160" w:after="80" w:line="276" w:lineRule="auto"/>
-        <w:outlineLvl w:val="1"/>
-        <w:rPr>
-          <w:rFonts w:asciiTheme="majorHAnsi" w:eastAsiaTheme="majorEastAsia" w:hAnsiTheme="majorHAnsi" w:cstheme="majorBidi"/>
-          <w:b/>
-          <w:bCs/>
-          <w:color w:val="2F5496" w:themeColor="accent1" w:themeShade="BF"/>
-          <w:kern w:val="0"/>
-          <w:sz w:val="34"/>
-          <w:szCs w:val="34"/>
-          <w:lang w:val="en"/>
-          <w14:ligatures w14:val="none"/>
+        <w:pStyle w:val="Heading2"/>
+        <w:rPr>
+          <w:lang w:val="en"/>
         </w:rPr>
       </w:pPr>
       <w:bookmarkStart w:id="10" w:name="_mxuhlm91jcfn" w:colFirst="0" w:colLast="0"/>
@@ -3393,28 +3376,14 @@
       <w:r>
         <w:rPr>
           <w:rFonts w:ascii="Segoe UI Emoji" w:eastAsia="Arial Unicode MS" w:hAnsi="Segoe UI Emoji" w:cs="Segoe UI Emoji"/>
-          <w:b/>
-          <w:bCs/>
-          <w:color w:val="2F5496" w:themeColor="accent1" w:themeShade="BF"/>
-          <w:kern w:val="0"/>
-          <w:sz w:val="34"/>
-          <w:szCs w:val="34"/>
-          <w:lang w:val="en"/>
-          <w14:ligatures w14:val="none"/>
+          <w:lang w:val="en"/>
         </w:rPr>
         <w:t>✅</w:t>
       </w:r>
       <w:r>
         <w:rPr>
-          <w:rFonts w:ascii="Arial Unicode MS" w:eastAsia="Arial Unicode MS" w:hAnsi="Arial Unicode MS" w:cs="Arial Unicode MS"/>
-          <w:b/>
-          <w:bCs/>
-          <w:color w:val="2F5496" w:themeColor="accent1" w:themeShade="BF"/>
-          <w:kern w:val="0"/>
-          <w:sz w:val="34"/>
-          <w:szCs w:val="34"/>
-          <w:lang w:val="en"/>
-          <w14:ligatures w14:val="none"/>
+          <w:rFonts w:eastAsia="Arial Unicode MS"/>
+          <w:lang w:val="en"/>
         </w:rPr>
         <w:t xml:space="preserve"> Summary</w:t>
       </w:r>
@@ -3456,6 +3425,7 @@
         </w:rPr>
         <w:t xml:space="preserve">: </w:t>
       </w:r>
+      <w:proofErr w:type="spellStart"/>
       <w:r>
         <w:rPr>
           <w:rFonts w:ascii="Arial" w:eastAsia="Arial" w:hAnsi="Arial" w:cs="Arial"/>
@@ -3467,7 +3437,21 @@
           <w:lang w:val="en"/>
           <w14:ligatures w14:val="none"/>
         </w:rPr>
-        <w:t>Chatgpt (GPT</w:t>
+        <w:t>Chatgpt</w:t>
+      </w:r>
+      <w:proofErr w:type="spellEnd"/>
+      <w:r>
+        <w:rPr>
+          <w:rFonts w:ascii="Arial" w:eastAsia="Arial" w:hAnsi="Arial" w:cs="Arial"/>
+          <w:b/>
+          <w:kern w:val="0"/>
+          <w:sz w:val="22"/>
+          <w:szCs w:val="22"/>
+          <w:highlight w:val="darkGray"/>
+          <w:lang w:val="en"/>
+          <w14:ligatures w14:val="none"/>
+        </w:rPr>
+        <w:t xml:space="preserve"> (GPT</w:t>
       </w:r>
       <w:r>
         <w:rPr>
@@ -4751,7 +4735,6 @@
     <w:next w:val="Normal"/>
     <w:link w:val="Heading2Char"/>
     <w:uiPriority w:val="9"/>
-    <w:semiHidden/>
     <w:unhideWhenUsed/>
     <w:qFormat/>
     <w:rsid w:val="00A112E9"/>
@@ -4774,7 +4757,6 @@
     <w:next w:val="Normal"/>
     <w:link w:val="Heading3Char"/>
     <w:uiPriority w:val="9"/>
-    <w:semiHidden/>
     <w:unhideWhenUsed/>
     <w:qFormat/>
     <w:rsid w:val="00A112E9"/>
@@ -4968,7 +4950,6 @@
     <w:basedOn w:val="DefaultParagraphFont"/>
     <w:link w:val="Heading2"/>
     <w:uiPriority w:val="9"/>
-    <w:semiHidden/>
     <w:rsid w:val="00A112E9"/>
     <w:rPr>
       <w:rFonts w:asciiTheme="majorHAnsi" w:eastAsiaTheme="majorEastAsia" w:hAnsiTheme="majorHAnsi" w:cstheme="majorBidi"/>
@@ -4982,7 +4963,6 @@
     <w:basedOn w:val="DefaultParagraphFont"/>
     <w:link w:val="Heading3"/>
     <w:uiPriority w:val="9"/>
-    <w:semiHidden/>
     <w:rsid w:val="00A112E9"/>
     <w:rPr>
       <w:rFonts w:eastAsiaTheme="majorEastAsia" w:cstheme="majorBidi"/>
